--- a/HellBurn_Whitepaper_v4.0_EN.docx
+++ b/HellBurn_Whitepaper_v4.0_EN.docx
@@ -150,7 +150,7 @@
           <w:sz w:val="22"/>
           <w:szCs w:val="22"/>
         </w:rPr>
-        <w:t>This document is for informational purposes only and does not constitute financial, investment, or legal advice. Cryptocurrency and DeFi investments carry significant risk, including the potential loss of all invested capital. Smart contracts, despite testing and audits, may contain vulnerabilities. Past performance of similar protocols does not guarantee future results. All projections are hypothetical. DYOR.</w:t>
+        <w:t>This document is for informational purposes only and does not constitute financial, investment, or legal advice. Cryptocurrency and DeFi investments carry significant risk, including the potential loss of all invested capital. Smart contracts, despite testing and audits, may contain vulnerabilities. Past performance of similar protocols does not guarantee future results. All projections in this document are hypothetical scenarios based on assumptions that may not materialize. Always do your own research (DYOR) before participating.</w:t>
       </w:r>
     </w:p>
     <w:p>
@@ -858,7 +858,7 @@
         <w:pStyle w:val="ListParagraph"/>
         <w:numPr>
           <w:ilvl w:val="0"/>
-          <w:numId w:val="1"/>
+          <w:numId w:val="2"/>
         </w:numPr>
         <w:spacing w:before="0" w:after="60"/>
         <w:rPr/>
@@ -876,7 +876,7 @@
         <w:pStyle w:val="ListParagraph"/>
         <w:numPr>
           <w:ilvl w:val="0"/>
-          <w:numId w:val="1"/>
+          <w:numId w:val="2"/>
         </w:numPr>
         <w:spacing w:before="0" w:after="60"/>
         <w:rPr/>
@@ -894,7 +894,7 @@
         <w:pStyle w:val="ListParagraph"/>
         <w:numPr>
           <w:ilvl w:val="0"/>
-          <w:numId w:val="1"/>
+          <w:numId w:val="2"/>
         </w:numPr>
         <w:spacing w:before="0" w:after="60"/>
         <w:rPr/>
@@ -1514,14 +1514,42 @@
       <w:pPr>
         <w:pStyle w:val="Normal"/>
         <w:spacing w:before="0" w:after="120"/>
-        <w:rPr/>
-      </w:pPr>
-      <w:r>
-        <w:rPr>
-          <w:sz w:val="22"/>
-          <w:szCs w:val="22"/>
-        </w:rPr>
-        <w:t>Every TitanX ecosystem project follows the same pattern: A minting phase where users deposit TitanX to receive new tokens, a portion gets burned, and then the burn pressure stops completely.</w:t>
+        <w:rPr>
+          <w:sz w:val="22"/>
+          <w:szCs w:val="22"/>
+        </w:rPr>
+      </w:pPr>
+      <w:r>
+        <w:rPr>
+          <w:sz w:val="22"/>
+          <w:szCs w:val="22"/>
+        </w:rPr>
+        <w:t>Every TitanX ecosystem project follows the same pattern: A minting phase where users deposit TitanX to receive new tokens, a portion gets burned, and then the burn pressure stops completely. Deflation is a one-time event, not a sustainable force.</w:t>
+      </w:r>
+    </w:p>
+    <w:p>
+      <w:pPr>
+        <w:pStyle w:val="Normal"/>
+        <w:spacing w:before="0" w:after="120"/>
+        <w:rPr>
+          <w:sz w:val="22"/>
+          <w:szCs w:val="22"/>
+        </w:rPr>
+      </w:pPr>
+      <w:r>
+        <w:rPr>
+          <w:b/>
+          <w:sz w:val="22"/>
+          <w:szCs w:val="22"/>
+        </w:rPr>
+        <w:t xml:space="preserve">Example: </w:t>
+      </w:r>
+      <w:r>
+        <w:rPr>
+          <w:sz w:val="22"/>
+          <w:szCs w:val="22"/>
+        </w:rPr>
+        <w:t>Protocol X had a 14-day minting phase that burned 500B TitanX. Impressive — but on Day 15, burn activity dropped to zero. The protocol generated no further deflationary pressure for the remaining lifetime of the project.</w:t>
       </w:r>
     </w:p>
     <w:p>
@@ -1547,7 +1575,7 @@
           <w:sz w:val="22"/>
           <w:szCs w:val="22"/>
         </w:rPr>
-        <w:t>After minting, users stake their tokens and wait passively. This leads to declining engagement and a classic "mint → stake → forget → dump" cycle.</w:t>
+        <w:t>After minting, users stake their tokens and wait passively. This leads to declining engagement and a classic "mint → stake → forget → dump" cycle. The most successful DeFi protocols — Curve Wars, Convex, GMX, and Pendle — have proven that competitive mechanics are the strongest retention drivers in crypto.</w:t>
       </w:r>
     </w:p>
     <w:p>
@@ -1643,7 +1671,10 @@
       <w:pPr>
         <w:pStyle w:val="Normal"/>
         <w:spacing w:before="0" w:after="120"/>
-        <w:rPr/>
+        <w:rPr>
+          <w:sz w:val="22"/>
+          <w:szCs w:val="22"/>
+        </w:rPr>
       </w:pPr>
       <w:r>
         <w:rPr>
@@ -1651,6 +1682,31 @@
           <w:szCs w:val="22"/>
         </w:rPr>
         <w:t>Every 8 days, a new Burn Epoch begins. Users burn TitanX (1x weight) and/or DragonX (2x weight) into the Epoch Pool. At epoch end, ETH rewards are distributed proportionally. Burning never stops — as long as ETH rewards flow, there is always an incentive to burn.</w:t>
+      </w:r>
+    </w:p>
+    <w:p>
+      <w:pPr>
+        <w:pStyle w:val="Normal"/>
+        <w:spacing w:before="0" w:after="120"/>
+        <w:rPr>
+          <w:sz w:val="22"/>
+          <w:szCs w:val="22"/>
+        </w:rPr>
+      </w:pPr>
+      <w:r>
+        <w:rPr>
+          <w:b/>
+          <w:sz w:val="22"/>
+          <w:szCs w:val="22"/>
+        </w:rPr>
+        <w:t xml:space="preserve">The key insight: </w:t>
+      </w:r>
+      <w:r>
+        <w:rPr>
+          <w:sz w:val="22"/>
+          <w:szCs w:val="22"/>
+        </w:rPr>
+        <w:t>Burning never stops. As long as ETH rewards flow (and they do, as long as the treasury has staked TitanX), there is always an incentive to burn. Deflation is not time-limited but permanent.</w:t>
       </w:r>
     </w:p>
     <w:p>
@@ -1669,7 +1725,10 @@
       <w:pPr>
         <w:pStyle w:val="Normal"/>
         <w:spacing w:before="0" w:after="120"/>
-        <w:rPr/>
+        <w:rPr>
+          <w:sz w:val="22"/>
+          <w:szCs w:val="22"/>
+        </w:rPr>
       </w:pPr>
       <w:r>
         <w:rPr>
@@ -1677,6 +1736,99 @@
           <w:szCs w:val="22"/>
         </w:rPr>
         <w:t>Consecutive epoch participation builds a streak. Each epoch increases the multiplier by +0.2x, up to 3.0x maximum (11 consecutive epochs). Missing a single epoch resets to 1.0x. The psychological lock-in keeps participants active.</w:t>
+      </w:r>
+    </w:p>
+    <w:p>
+      <w:pPr>
+        <w:pStyle w:val="Normal"/>
+        <w:spacing w:before="0" w:after="120"/>
+        <w:rPr>
+          <w:sz w:val="22"/>
+          <w:szCs w:val="22"/>
+        </w:rPr>
+      </w:pPr>
+      <w:r>
+        <w:rPr>
+          <w:sz w:val="22"/>
+          <w:szCs w:val="22"/>
+        </w:rPr>
+      </w:r>
+    </w:p>
+    <w:p>
+      <w:pPr>
+        <w:pStyle w:val="Normal"/>
+        <w:spacing w:before="0" w:after="120"/>
+        <w:rPr>
+          <w:sz w:val="22"/>
+          <w:szCs w:val="22"/>
+        </w:rPr>
+      </w:pPr>
+      <w:r>
+        <w:rPr>
+          <w:sz w:val="22"/>
+          <w:szCs w:val="22"/>
+        </w:rPr>
+        <w:drawing>
+          <wp:inline distT="0" distB="0" distL="0" distR="0">
+            <wp:extent cx="5029200" cy="2797175"/>
+            <wp:effectExtent l="0" t="0" r="0" b="0"/>
+            <wp:docPr id="1" name="Picture 1"/>
+            <wp:cNvGraphicFramePr>
+              <a:graphicFrameLocks xmlns:a="http://schemas.openxmlformats.org/drawingml/2006/main" noChangeAspect="1"/>
+            </wp:cNvGraphicFramePr>
+            <a:graphic xmlns:a="http://schemas.openxmlformats.org/drawingml/2006/main">
+              <a:graphicData uri="http://schemas.openxmlformats.org/drawingml/2006/picture">
+                <pic:pic xmlns:pic="http://schemas.openxmlformats.org/drawingml/2006/picture">
+                  <pic:nvPicPr>
+                    <pic:cNvPr id="1" name="Picture 1"/>
+                    <pic:cNvPicPr>
+                      <a:picLocks noChangeAspect="1" noChangeArrowheads="1"/>
+                    </pic:cNvPicPr>
+                  </pic:nvPicPr>
+                  <pic:blipFill>
+                    <a:blip r:embed="rId3"/>
+                    <a:stretch>
+                      <a:fillRect/>
+                    </a:stretch>
+                  </pic:blipFill>
+                  <pic:spPr bwMode="auto">
+                    <a:xfrm>
+                      <a:off x="0" y="0"/>
+                      <a:ext cx="5029200" cy="2797175"/>
+                    </a:xfrm>
+                    <a:prstGeom prst="rect">
+                      <a:avLst/>
+                    </a:prstGeom>
+                    <a:noFill/>
+                  </pic:spPr>
+                </pic:pic>
+              </a:graphicData>
+            </a:graphic>
+          </wp:inline>
+        </w:drawing>
+      </w:r>
+      <w:r>
+        <w:rPr>
+          <w:sz w:val="22"/>
+          <w:szCs w:val="22"/>
+        </w:rPr>
+        <w:br/>
+        <w:br/>
+      </w:r>
+      <w:r>
+        <w:rPr>
+          <w:b/>
+          <w:sz w:val="22"/>
+          <w:szCs w:val="22"/>
+        </w:rPr>
+        <w:t xml:space="preserve">Why this works: </w:t>
+      </w:r>
+      <w:r>
+        <w:rPr>
+          <w:sz w:val="22"/>
+          <w:szCs w:val="22"/>
+        </w:rPr>
+        <w:t>The psychological lock-in effect is powerful. A user at 2.4x streak (8 consecutive epochs) would need 8 more epochs to rebuild if they miss one. The fear of losing the streak keeps participants active — exactly what drives perpetual burn pressure.</w:t>
       </w:r>
     </w:p>
     <w:p>
@@ -1743,6 +1895,66 @@
           <w:sz w:val="22"/>
           <w:szCs w:val="22"/>
         </w:rPr>
+        <w:br/>
+        <w:tab/>
+      </w:r>
+      <w:r>
+        <w:rPr>
+          <w:b/>
+          <w:bCs/>
+          <w:sz w:val="22"/>
+          <w:szCs w:val="22"/>
+        </w:rPr>
+        <w:drawing>
+          <wp:inline distT="0" distB="0" distL="0" distR="0">
+            <wp:extent cx="4114800" cy="4272915"/>
+            <wp:effectExtent l="0" t="0" r="0" b="0"/>
+            <wp:docPr id="2" name="Picture 2"/>
+            <wp:cNvGraphicFramePr>
+              <a:graphicFrameLocks xmlns:a="http://schemas.openxmlformats.org/drawingml/2006/main" noChangeAspect="1"/>
+            </wp:cNvGraphicFramePr>
+            <a:graphic xmlns:a="http://schemas.openxmlformats.org/drawingml/2006/main">
+              <a:graphicData uri="http://schemas.openxmlformats.org/drawingml/2006/picture">
+                <pic:pic xmlns:pic="http://schemas.openxmlformats.org/drawingml/2006/picture">
+                  <pic:nvPicPr>
+                    <pic:cNvPr id="2" name="Picture 2"/>
+                    <pic:cNvPicPr>
+                      <a:picLocks noChangeAspect="1" noChangeArrowheads="1"/>
+                    </pic:cNvPicPr>
+                  </pic:nvPicPr>
+                  <pic:blipFill>
+                    <a:blip r:embed="rId4"/>
+                    <a:stretch>
+                      <a:fillRect/>
+                    </a:stretch>
+                  </pic:blipFill>
+                  <pic:spPr bwMode="auto">
+                    <a:xfrm>
+                      <a:off x="0" y="0"/>
+                      <a:ext cx="4114800" cy="4272915"/>
+                    </a:xfrm>
+                    <a:prstGeom prst="rect">
+                      <a:avLst/>
+                    </a:prstGeom>
+                    <a:noFill/>
+                  </pic:spPr>
+                </pic:pic>
+              </a:graphicData>
+            </a:graphic>
+          </wp:inline>
+        </w:drawing>
+      </w:r>
+      <w:r>
+        <w:rPr>
+          <w:b/>
+          <w:bCs/>
+          <w:sz w:val="22"/>
+          <w:szCs w:val="22"/>
+        </w:rPr>
+        <w:tab/>
+        <w:br/>
+        <w:br/>
+        <w:br/>
         <w:t>Step 1:</w:t>
       </w:r>
     </w:p>
@@ -1994,7 +2206,7 @@
         <w:pStyle w:val="ListParagraph"/>
         <w:numPr>
           <w:ilvl w:val="0"/>
-          <w:numId w:val="1"/>
+          <w:numId w:val="2"/>
         </w:numPr>
         <w:spacing w:before="0" w:after="60"/>
         <w:rPr/>
@@ -2021,7 +2233,7 @@
         <w:pStyle w:val="ListParagraph"/>
         <w:numPr>
           <w:ilvl w:val="0"/>
-          <w:numId w:val="1"/>
+          <w:numId w:val="2"/>
         </w:numPr>
         <w:spacing w:before="0" w:after="60"/>
         <w:rPr/>
@@ -2118,7 +2330,7 @@
         <w:pStyle w:val="ListParagraph"/>
         <w:numPr>
           <w:ilvl w:val="0"/>
-          <w:numId w:val="1"/>
+          <w:numId w:val="2"/>
         </w:numPr>
         <w:spacing w:before="0" w:after="60"/>
         <w:rPr/>
@@ -2136,7 +2348,7 @@
         <w:pStyle w:val="ListParagraph"/>
         <w:numPr>
           <w:ilvl w:val="0"/>
-          <w:numId w:val="1"/>
+          <w:numId w:val="2"/>
         </w:numPr>
         <w:spacing w:before="0" w:after="60"/>
         <w:rPr/>
@@ -2154,7 +2366,7 @@
         <w:pStyle w:val="ListParagraph"/>
         <w:numPr>
           <w:ilvl w:val="0"/>
-          <w:numId w:val="1"/>
+          <w:numId w:val="2"/>
         </w:numPr>
         <w:spacing w:before="0" w:after="60"/>
         <w:rPr/>
@@ -2172,7 +2384,7 @@
         <w:pStyle w:val="ListParagraph"/>
         <w:numPr>
           <w:ilvl w:val="0"/>
-          <w:numId w:val="1"/>
+          <w:numId w:val="2"/>
         </w:numPr>
         <w:spacing w:before="0" w:after="60"/>
         <w:rPr/>
@@ -2230,7 +2442,7 @@
         <w:pStyle w:val="ListParagraph"/>
         <w:numPr>
           <w:ilvl w:val="0"/>
-          <w:numId w:val="1"/>
+          <w:numId w:val="2"/>
         </w:numPr>
         <w:spacing w:before="0" w:after="60"/>
         <w:rPr/>
@@ -2248,7 +2460,7 @@
         <w:pStyle w:val="ListParagraph"/>
         <w:numPr>
           <w:ilvl w:val="0"/>
-          <w:numId w:val="1"/>
+          <w:numId w:val="2"/>
         </w:numPr>
         <w:spacing w:before="0" w:after="60"/>
         <w:rPr/>
@@ -2266,7 +2478,7 @@
         <w:pStyle w:val="ListParagraph"/>
         <w:numPr>
           <w:ilvl w:val="0"/>
-          <w:numId w:val="1"/>
+          <w:numId w:val="2"/>
         </w:numPr>
         <w:spacing w:before="0" w:after="60"/>
         <w:rPr/>
@@ -2284,7 +2496,7 @@
         <w:pStyle w:val="ListParagraph"/>
         <w:numPr>
           <w:ilvl w:val="0"/>
-          <w:numId w:val="1"/>
+          <w:numId w:val="2"/>
         </w:numPr>
         <w:spacing w:before="0" w:after="60"/>
         <w:rPr/>
@@ -2767,6 +2979,52 @@
       </w:pPr>
       <w:r>
         <w:rPr/>
+        <w:tab/>
+      </w:r>
+      <w:r>
+        <w:rPr/>
+        <w:drawing>
+          <wp:inline distT="0" distB="0" distL="0" distR="0">
+            <wp:extent cx="4572000" cy="2898775"/>
+            <wp:effectExtent l="0" t="0" r="0" b="0"/>
+            <wp:docPr id="3" name="Picture 4"/>
+            <wp:cNvGraphicFramePr>
+              <a:graphicFrameLocks xmlns:a="http://schemas.openxmlformats.org/drawingml/2006/main" noChangeAspect="1"/>
+            </wp:cNvGraphicFramePr>
+            <a:graphic xmlns:a="http://schemas.openxmlformats.org/drawingml/2006/main">
+              <a:graphicData uri="http://schemas.openxmlformats.org/drawingml/2006/picture">
+                <pic:pic xmlns:pic="http://schemas.openxmlformats.org/drawingml/2006/picture">
+                  <pic:nvPicPr>
+                    <pic:cNvPr id="3" name="Picture 4"/>
+                    <pic:cNvPicPr>
+                      <a:picLocks noChangeAspect="1" noChangeArrowheads="1"/>
+                    </pic:cNvPicPr>
+                  </pic:nvPicPr>
+                  <pic:blipFill>
+                    <a:blip r:embed="rId5"/>
+                    <a:stretch>
+                      <a:fillRect/>
+                    </a:stretch>
+                  </pic:blipFill>
+                  <pic:spPr bwMode="auto">
+                    <a:xfrm>
+                      <a:off x="0" y="0"/>
+                      <a:ext cx="4572000" cy="2898775"/>
+                    </a:xfrm>
+                    <a:prstGeom prst="rect">
+                      <a:avLst/>
+                    </a:prstGeom>
+                    <a:noFill/>
+                  </pic:spPr>
+                </pic:pic>
+              </a:graphicData>
+            </a:graphic>
+          </wp:inline>
+        </w:drawing>
+      </w:r>
+      <w:r>
+        <w:rPr/>
+        <w:br/>
       </w:r>
     </w:p>
     <w:tbl>
@@ -3481,7 +3739,7 @@
         <w:pStyle w:val="ListParagraph"/>
         <w:numPr>
           <w:ilvl w:val="0"/>
-          <w:numId w:val="1"/>
+          <w:numId w:val="2"/>
         </w:numPr>
         <w:spacing w:before="0" w:after="60"/>
         <w:rPr/>
@@ -3499,7 +3757,7 @@
         <w:pStyle w:val="ListParagraph"/>
         <w:numPr>
           <w:ilvl w:val="0"/>
-          <w:numId w:val="1"/>
+          <w:numId w:val="2"/>
         </w:numPr>
         <w:spacing w:before="0" w:after="60"/>
         <w:rPr/>
@@ -3517,7 +3775,7 @@
         <w:pStyle w:val="ListParagraph"/>
         <w:numPr>
           <w:ilvl w:val="0"/>
-          <w:numId w:val="1"/>
+          <w:numId w:val="2"/>
         </w:numPr>
         <w:spacing w:before="0" w:after="60"/>
         <w:rPr/>
@@ -3551,7 +3809,7 @@
         <w:pStyle w:val="ListParagraph"/>
         <w:numPr>
           <w:ilvl w:val="0"/>
-          <w:numId w:val="1"/>
+          <w:numId w:val="2"/>
         </w:numPr>
         <w:spacing w:before="0" w:after="60"/>
         <w:rPr/>
@@ -3569,7 +3827,7 @@
         <w:pStyle w:val="ListParagraph"/>
         <w:numPr>
           <w:ilvl w:val="0"/>
-          <w:numId w:val="1"/>
+          <w:numId w:val="2"/>
         </w:numPr>
         <w:spacing w:before="0" w:after="60"/>
         <w:rPr/>
@@ -3587,7 +3845,7 @@
         <w:pStyle w:val="ListParagraph"/>
         <w:numPr>
           <w:ilvl w:val="0"/>
-          <w:numId w:val="1"/>
+          <w:numId w:val="2"/>
         </w:numPr>
         <w:spacing w:before="0" w:after="60"/>
         <w:rPr/>
@@ -3605,7 +3863,7 @@
         <w:pStyle w:val="ListParagraph"/>
         <w:numPr>
           <w:ilvl w:val="0"/>
-          <w:numId w:val="1"/>
+          <w:numId w:val="2"/>
         </w:numPr>
         <w:spacing w:before="0" w:after="60"/>
         <w:rPr/>
@@ -3665,6 +3923,58 @@
       </w:pPr>
       <w:r>
         <w:rPr/>
+      </w:r>
+    </w:p>
+    <w:p>
+      <w:pPr>
+        <w:pStyle w:val="Normal"/>
+        <w:spacing w:before="0" w:after="80"/>
+        <w:rPr/>
+      </w:pPr>
+      <w:r>
+        <w:rPr/>
+        <w:br/>
+      </w:r>
+      <w:r>
+        <w:rPr/>
+        <w:drawing>
+          <wp:inline distT="0" distB="0" distL="0" distR="0">
+            <wp:extent cx="4572000" cy="1990725"/>
+            <wp:effectExtent l="0" t="0" r="0" b="0"/>
+            <wp:docPr id="4" name="Picture 5"/>
+            <wp:cNvGraphicFramePr>
+              <a:graphicFrameLocks xmlns:a="http://schemas.openxmlformats.org/drawingml/2006/main" noChangeAspect="1"/>
+            </wp:cNvGraphicFramePr>
+            <a:graphic xmlns:a="http://schemas.openxmlformats.org/drawingml/2006/main">
+              <a:graphicData uri="http://schemas.openxmlformats.org/drawingml/2006/picture">
+                <pic:pic xmlns:pic="http://schemas.openxmlformats.org/drawingml/2006/picture">
+                  <pic:nvPicPr>
+                    <pic:cNvPr id="4" name="Picture 5"/>
+                    <pic:cNvPicPr>
+                      <a:picLocks noChangeAspect="1" noChangeArrowheads="1"/>
+                    </pic:cNvPicPr>
+                  </pic:nvPicPr>
+                  <pic:blipFill>
+                    <a:blip r:embed="rId6"/>
+                    <a:stretch>
+                      <a:fillRect/>
+                    </a:stretch>
+                  </pic:blipFill>
+                  <pic:spPr bwMode="auto">
+                    <a:xfrm>
+                      <a:off x="0" y="0"/>
+                      <a:ext cx="4572000" cy="1990725"/>
+                    </a:xfrm>
+                    <a:prstGeom prst="rect">
+                      <a:avLst/>
+                    </a:prstGeom>
+                    <a:noFill/>
+                  </pic:spPr>
+                </pic:pic>
+              </a:graphicData>
+            </a:graphic>
+          </wp:inline>
+        </w:drawing>
       </w:r>
     </w:p>
     <w:tbl>
@@ -4390,14 +4700,95 @@
       <w:pPr>
         <w:pStyle w:val="Normal"/>
         <w:spacing w:before="0" w:after="120"/>
-        <w:rPr/>
-      </w:pPr>
-      <w:r>
-        <w:rPr>
-          <w:sz w:val="22"/>
-          <w:szCs w:val="22"/>
-        </w:rPr>
-        <w:t>HBURN staking offers real ETH yield — not inflationary token rewards. Shares = Amount × Time Bonus × Fuel Bonus × Loyalty Bonus.</w:t>
+        <w:rPr>
+          <w:sz w:val="22"/>
+          <w:szCs w:val="22"/>
+        </w:rPr>
+      </w:pPr>
+      <w:r>
+        <w:rPr>
+          <w:sz w:val="22"/>
+          <w:szCs w:val="22"/>
+        </w:rPr>
+        <w:t>HBURN staking offers real ETH yield — not inflationary token rewards.</w:t>
+      </w:r>
+    </w:p>
+    <w:p>
+      <w:pPr>
+        <w:pStyle w:val="Normal"/>
+        <w:spacing w:before="0" w:after="120"/>
+        <w:rPr>
+          <w:sz w:val="22"/>
+          <w:szCs w:val="22"/>
+        </w:rPr>
+      </w:pPr>
+      <w:r>
+        <w:rPr>
+          <w:sz w:val="22"/>
+          <w:szCs w:val="22"/>
+        </w:rPr>
+        <w:t>Shares = Amount × Time Bonus × Fuel Bonus × Loyalty Bonus.</w:t>
+      </w:r>
+    </w:p>
+    <w:p>
+      <w:pPr>
+        <w:pStyle w:val="Normal"/>
+        <w:spacing w:before="0" w:after="120"/>
+        <w:rPr>
+          <w:sz w:val="22"/>
+          <w:szCs w:val="22"/>
+        </w:rPr>
+      </w:pPr>
+      <w:r>
+        <w:rPr>
+          <w:sz w:val="22"/>
+          <w:szCs w:val="22"/>
+        </w:rPr>
+        <w:br/>
+      </w:r>
+      <w:r>
+        <w:rPr>
+          <w:sz w:val="22"/>
+          <w:szCs w:val="22"/>
+        </w:rPr>
+        <w:drawing>
+          <wp:inline distT="0" distB="0" distL="0" distR="0">
+            <wp:extent cx="4572000" cy="2536190"/>
+            <wp:effectExtent l="0" t="0" r="0" b="0"/>
+            <wp:docPr id="5" name="Picture 6"/>
+            <wp:cNvGraphicFramePr>
+              <a:graphicFrameLocks xmlns:a="http://schemas.openxmlformats.org/drawingml/2006/main" noChangeAspect="1"/>
+            </wp:cNvGraphicFramePr>
+            <a:graphic xmlns:a="http://schemas.openxmlformats.org/drawingml/2006/main">
+              <a:graphicData uri="http://schemas.openxmlformats.org/drawingml/2006/picture">
+                <pic:pic xmlns:pic="http://schemas.openxmlformats.org/drawingml/2006/picture">
+                  <pic:nvPicPr>
+                    <pic:cNvPr id="5" name="Picture 6"/>
+                    <pic:cNvPicPr>
+                      <a:picLocks noChangeAspect="1" noChangeArrowheads="1"/>
+                    </pic:cNvPicPr>
+                  </pic:nvPicPr>
+                  <pic:blipFill>
+                    <a:blip r:embed="rId7"/>
+                    <a:stretch>
+                      <a:fillRect/>
+                    </a:stretch>
+                  </pic:blipFill>
+                  <pic:spPr bwMode="auto">
+                    <a:xfrm>
+                      <a:off x="0" y="0"/>
+                      <a:ext cx="4572000" cy="2536190"/>
+                    </a:xfrm>
+                    <a:prstGeom prst="rect">
+                      <a:avLst/>
+                    </a:prstGeom>
+                    <a:noFill/>
+                  </pic:spPr>
+                </pic:pic>
+              </a:graphicData>
+            </a:graphic>
+          </wp:inline>
+        </w:drawing>
       </w:r>
     </w:p>
     <w:p>
@@ -8664,6 +9055,125 @@
   <w:abstractNum w:abstractNumId="1">
     <w:lvl w:ilvl="0">
       <w:start w:val="1"/>
+      <w:numFmt w:val="none"/>
+      <w:suff w:val="nothing"/>
+      <w:lvlText w:val=""/>
+      <w:lvlJc w:val="start"/>
+      <w:pPr>
+        <w:tabs>
+          <w:tab w:val="num" w:pos="0"/>
+        </w:tabs>
+        <w:ind w:start="0" w:hanging="0"/>
+      </w:pPr>
+    </w:lvl>
+    <w:lvl w:ilvl="1">
+      <w:start w:val="1"/>
+      <w:numFmt w:val="none"/>
+      <w:suff w:val="nothing"/>
+      <w:lvlText w:val=""/>
+      <w:lvlJc w:val="start"/>
+      <w:pPr>
+        <w:tabs>
+          <w:tab w:val="num" w:pos="0"/>
+        </w:tabs>
+        <w:ind w:start="0" w:hanging="0"/>
+      </w:pPr>
+    </w:lvl>
+    <w:lvl w:ilvl="2">
+      <w:start w:val="1"/>
+      <w:numFmt w:val="none"/>
+      <w:suff w:val="nothing"/>
+      <w:lvlText w:val=""/>
+      <w:lvlJc w:val="start"/>
+      <w:pPr>
+        <w:tabs>
+          <w:tab w:val="num" w:pos="0"/>
+        </w:tabs>
+        <w:ind w:start="0" w:hanging="0"/>
+      </w:pPr>
+    </w:lvl>
+    <w:lvl w:ilvl="3">
+      <w:start w:val="1"/>
+      <w:numFmt w:val="none"/>
+      <w:suff w:val="nothing"/>
+      <w:lvlText w:val=""/>
+      <w:lvlJc w:val="start"/>
+      <w:pPr>
+        <w:tabs>
+          <w:tab w:val="num" w:pos="0"/>
+        </w:tabs>
+        <w:ind w:start="0" w:hanging="0"/>
+      </w:pPr>
+    </w:lvl>
+    <w:lvl w:ilvl="4">
+      <w:start w:val="1"/>
+      <w:numFmt w:val="none"/>
+      <w:suff w:val="nothing"/>
+      <w:lvlText w:val=""/>
+      <w:lvlJc w:val="start"/>
+      <w:pPr>
+        <w:tabs>
+          <w:tab w:val="num" w:pos="0"/>
+        </w:tabs>
+        <w:ind w:start="0" w:hanging="0"/>
+      </w:pPr>
+    </w:lvl>
+    <w:lvl w:ilvl="5">
+      <w:start w:val="1"/>
+      <w:numFmt w:val="none"/>
+      <w:suff w:val="nothing"/>
+      <w:lvlText w:val=""/>
+      <w:lvlJc w:val="start"/>
+      <w:pPr>
+        <w:tabs>
+          <w:tab w:val="num" w:pos="0"/>
+        </w:tabs>
+        <w:ind w:start="0" w:hanging="0"/>
+      </w:pPr>
+    </w:lvl>
+    <w:lvl w:ilvl="6">
+      <w:start w:val="1"/>
+      <w:numFmt w:val="none"/>
+      <w:suff w:val="nothing"/>
+      <w:lvlText w:val=""/>
+      <w:lvlJc w:val="start"/>
+      <w:pPr>
+        <w:tabs>
+          <w:tab w:val="num" w:pos="0"/>
+        </w:tabs>
+        <w:ind w:start="0" w:hanging="0"/>
+      </w:pPr>
+    </w:lvl>
+    <w:lvl w:ilvl="7">
+      <w:start w:val="1"/>
+      <w:numFmt w:val="none"/>
+      <w:suff w:val="nothing"/>
+      <w:lvlText w:val=""/>
+      <w:lvlJc w:val="start"/>
+      <w:pPr>
+        <w:tabs>
+          <w:tab w:val="num" w:pos="0"/>
+        </w:tabs>
+        <w:ind w:start="0" w:hanging="0"/>
+      </w:pPr>
+    </w:lvl>
+    <w:lvl w:ilvl="8">
+      <w:start w:val="1"/>
+      <w:numFmt w:val="none"/>
+      <w:suff w:val="nothing"/>
+      <w:lvlText w:val=""/>
+      <w:lvlJc w:val="start"/>
+      <w:pPr>
+        <w:tabs>
+          <w:tab w:val="num" w:pos="0"/>
+        </w:tabs>
+        <w:ind w:start="0" w:hanging="0"/>
+      </w:pPr>
+    </w:lvl>
+  </w:abstractNum>
+  <w:abstractNum w:abstractNumId="2">
+    <w:lvl w:ilvl="0">
+      <w:start w:val="1"/>
       <w:numFmt w:val="bullet"/>
       <w:lvlText w:val=""/>
       <w:lvlJc w:val="start"/>
@@ -8774,125 +9284,6 @@
       </w:pPr>
     </w:lvl>
   </w:abstractNum>
-  <w:abstractNum w:abstractNumId="2">
-    <w:lvl w:ilvl="0">
-      <w:start w:val="1"/>
-      <w:numFmt w:val="none"/>
-      <w:suff w:val="nothing"/>
-      <w:lvlText w:val=""/>
-      <w:lvlJc w:val="start"/>
-      <w:pPr>
-        <w:tabs>
-          <w:tab w:val="num" w:pos="0"/>
-        </w:tabs>
-        <w:ind w:start="0" w:hanging="0"/>
-      </w:pPr>
-    </w:lvl>
-    <w:lvl w:ilvl="1">
-      <w:start w:val="1"/>
-      <w:numFmt w:val="none"/>
-      <w:suff w:val="nothing"/>
-      <w:lvlText w:val=""/>
-      <w:lvlJc w:val="start"/>
-      <w:pPr>
-        <w:tabs>
-          <w:tab w:val="num" w:pos="0"/>
-        </w:tabs>
-        <w:ind w:start="0" w:hanging="0"/>
-      </w:pPr>
-    </w:lvl>
-    <w:lvl w:ilvl="2">
-      <w:start w:val="1"/>
-      <w:numFmt w:val="none"/>
-      <w:suff w:val="nothing"/>
-      <w:lvlText w:val=""/>
-      <w:lvlJc w:val="start"/>
-      <w:pPr>
-        <w:tabs>
-          <w:tab w:val="num" w:pos="0"/>
-        </w:tabs>
-        <w:ind w:start="0" w:hanging="0"/>
-      </w:pPr>
-    </w:lvl>
-    <w:lvl w:ilvl="3">
-      <w:start w:val="1"/>
-      <w:numFmt w:val="none"/>
-      <w:suff w:val="nothing"/>
-      <w:lvlText w:val=""/>
-      <w:lvlJc w:val="start"/>
-      <w:pPr>
-        <w:tabs>
-          <w:tab w:val="num" w:pos="0"/>
-        </w:tabs>
-        <w:ind w:start="0" w:hanging="0"/>
-      </w:pPr>
-    </w:lvl>
-    <w:lvl w:ilvl="4">
-      <w:start w:val="1"/>
-      <w:numFmt w:val="none"/>
-      <w:suff w:val="nothing"/>
-      <w:lvlText w:val=""/>
-      <w:lvlJc w:val="start"/>
-      <w:pPr>
-        <w:tabs>
-          <w:tab w:val="num" w:pos="0"/>
-        </w:tabs>
-        <w:ind w:start="0" w:hanging="0"/>
-      </w:pPr>
-    </w:lvl>
-    <w:lvl w:ilvl="5">
-      <w:start w:val="1"/>
-      <w:numFmt w:val="none"/>
-      <w:suff w:val="nothing"/>
-      <w:lvlText w:val=""/>
-      <w:lvlJc w:val="start"/>
-      <w:pPr>
-        <w:tabs>
-          <w:tab w:val="num" w:pos="0"/>
-        </w:tabs>
-        <w:ind w:start="0" w:hanging="0"/>
-      </w:pPr>
-    </w:lvl>
-    <w:lvl w:ilvl="6">
-      <w:start w:val="1"/>
-      <w:numFmt w:val="none"/>
-      <w:suff w:val="nothing"/>
-      <w:lvlText w:val=""/>
-      <w:lvlJc w:val="start"/>
-      <w:pPr>
-        <w:tabs>
-          <w:tab w:val="num" w:pos="0"/>
-        </w:tabs>
-        <w:ind w:start="0" w:hanging="0"/>
-      </w:pPr>
-    </w:lvl>
-    <w:lvl w:ilvl="7">
-      <w:start w:val="1"/>
-      <w:numFmt w:val="none"/>
-      <w:suff w:val="nothing"/>
-      <w:lvlText w:val=""/>
-      <w:lvlJc w:val="start"/>
-      <w:pPr>
-        <w:tabs>
-          <w:tab w:val="num" w:pos="0"/>
-        </w:tabs>
-        <w:ind w:start="0" w:hanging="0"/>
-      </w:pPr>
-    </w:lvl>
-    <w:lvl w:ilvl="8">
-      <w:start w:val="1"/>
-      <w:numFmt w:val="none"/>
-      <w:suff w:val="nothing"/>
-      <w:lvlText w:val=""/>
-      <w:lvlJc w:val="start"/>
-      <w:pPr>
-        <w:tabs>
-          <w:tab w:val="num" w:pos="0"/>
-        </w:tabs>
-        <w:ind w:start="0" w:hanging="0"/>
-      </w:pPr>
-    </w:lvl>
-  </w:abstractNum>
   <w:num w:numId="1">
     <w:abstractNumId w:val="1"/>
   </w:num>
@@ -8900,7 +9291,7 @@
     <w:abstractNumId w:val="2"/>
   </w:num>
   <w:num w:numId="3">
-    <w:abstractNumId w:val="1"/>
+    <w:abstractNumId w:val="2"/>
     <w:lvlOverride w:ilvl="0">
       <w:startOverride w:val="1"/>
     </w:lvlOverride>
